--- a/report/deliverables/IDFP_BinGenie_Technical_Audit.docx
+++ b/report/deliverables/IDFP_BinGenie_Technical_Audit.docx
@@ -2799,7 +2799,7 @@
                 <w:b w:val="0"/>
                 <w:sz w:val="15"/>
               </w:rPr>
-              <w:t>Two 380 mm discs, four 156 mm compartments, 750 mm tall, 450 mm wide: feasible only as a 2×2 cluster (312 mm) on a 112 mm centre radius. See §4.4 for the tolerance consequence.</w:t>
+              <w:t>Two 380 mm discs, four 156 mm compartments, 750 mm tall, 450 mm wide: the compartments must sit at four 90° positions on a 112 mm centre radius, outer edge flush with the rim. See §4.4 for the tolerance consequence.</w:t>
             </w:r>
           </w:p>
         </w:tc>
@@ -15731,7 +15731,7 @@
                 <w:b w:val="0"/>
                 <w:sz w:val="14"/>
               </w:rPr>
-              <w:t>Keep, and add the 2×2 arrangement and the 112 mm centre radius explicitly.</w:t>
+              <w:t>Keep, and add the four cardinal positions and the 112 mm centre radius explicitly.</w:t>
             </w:r>
           </w:p>
         </w:tc>
